--- a/data/revised_2026-10_full/tracked/v2/Core_Mathematics/SS2.2_Reflection_and_Congruence/Core_Mathematics_Reflection_and_Congruence_SummaryTable_TRACKED.docx
+++ b/data/revised_2026-10_full/tracked/v2/Core_Mathematics/SS2.2_Reflection_and_Congruence/Core_Mathematics_Reflection_and_Congruence_SummaryTable_TRACKED.docx
@@ -1231,7 +1231,7 @@
               </w:rPr>
               <w:t xml:space="preserve">The mirror line is always the perpendicular bisector of the segment joining an object point to its image. To find its equation: (1) calculate the midpoint M of the object–image segment; (2) find the gradient of the object–image segment and take its negative reciprocal to get the mirror line gradient; (3) substitute M and the gradient into y − y₁ = m(x − x₁) to write the equation. This three-step algorithm works </w:t>
             </w:r>
-            <w:del w:id="9001" w:author="Claude (AI) - proposed" w:date="2026-10-15T20:14:00Z">
+            <w:del w:id="9001" w:author="Claude (AI) - proposed" w:date="2026-10-18T00:27:28Z">
               <w:r>
                 <w:rPr>
                   <w:rFonts w:ascii="Arial" w:cs="Arial" w:eastAsia="Arial" w:hAnsi="Arial"/>
@@ -1246,7 +1246,7 @@
                 <w:delText xml:space="preserve">for any</w:delText>
               </w:r>
             </w:del>
-            <w:ins w:id="9002" w:author="Claude (AI) - proposed" w:date="2026-10-15T20:14:00Z">
+            <w:ins w:id="9002" w:author="Claude (AI) - proposed" w:date="2026-10-18T00:27:28Z">
               <w:r>
                 <w:rPr>
                   <w:rFonts w:ascii="Arial" w:cs="Arial" w:eastAsia="Arial" w:hAnsi="Arial"/>
@@ -1274,7 +1274,7 @@
               </w:rPr>
               <w:t xml:space="preserve"> object–image </w:t>
             </w:r>
-            <w:del w:id="9003" w:author="Claude (AI) - proposed" w:date="2026-10-15T20:14:00Z">
+            <w:del w:id="9003" w:author="Claude (AI) - proposed" w:date="2026-10-18T00:27:28Z">
               <w:r>
                 <w:rPr>
                   <w:rFonts w:ascii="Arial" w:cs="Arial" w:eastAsia="Arial" w:hAnsi="Arial"/>
@@ -1289,7 +1289,7 @@
                 <w:delText xml:space="preserve">pair, including cases where</w:delText>
               </w:r>
             </w:del>
-            <w:ins w:id="9004" w:author="Claude (AI) - proposed" w:date="2026-10-15T20:14:00Z">
+            <w:ins w:id="9004" w:author="Claude (AI) - proposed" w:date="2026-10-18T00:27:28Z">
               <w:r>
                 <w:rPr>
                   <w:rFonts w:ascii="Arial" w:cs="Arial" w:eastAsia="Arial" w:hAnsi="Arial"/>
@@ -1317,7 +1317,7 @@
               </w:rPr>
               <w:t xml:space="preserve"> the mirror line is vertical (x = k</w:t>
             </w:r>
-            <w:del w:id="9005" w:author="Claude (AI) - proposed" w:date="2026-10-15T20:14:00Z">
+            <w:del w:id="9005" w:author="Claude (AI) - proposed" w:date="2026-10-18T00:27:28Z">
               <w:r>
                 <w:rPr>
                   <w:rFonts w:ascii="Arial" w:cs="Arial" w:eastAsia="Arial" w:hAnsi="Arial"/>
@@ -1332,7 +1332,7 @@
                 <w:delText xml:space="preserve">) or</w:delText>
               </w:r>
             </w:del>
-            <w:ins w:id="9006" w:author="Claude (AI) - proposed" w:date="2026-10-15T20:14:00Z">
+            <w:ins w:id="9006" w:author="Claude (AI) - proposed" w:date="2026-10-18T00:27:28Z">
               <w:r>
                 <w:rPr>
                   <w:rFonts w:ascii="Arial" w:cs="Arial" w:eastAsia="Arial" w:hAnsi="Arial"/>
@@ -1977,7 +1977,7 @@
         </w:rPr>
         <w:t xml:space="preserve">© 2026 SeaVuria and ARES. This work is licensed under a </w:t>
       </w:r>
-      <w:hyperlink w:history="1" r:id="rIdanxx5jhzlrsmmc88_msfb">
+      <w:hyperlink w:history="1" r:id="rIdmokfcnjfltcli_nb8ntpj">
         <w:r>
           <w:rPr>
             <w:rFonts w:ascii="Arial" w:cs="Arial" w:eastAsia="Arial" w:hAnsi="Arial"/>
@@ -1997,7 +1997,7 @@
         </w:rPr>
         <w:t xml:space="preserve"> (</w:t>
       </w:r>
-      <w:hyperlink w:history="1" r:id="rId7cxxiftewdenehkw6ssqa">
+      <w:hyperlink w:history="1" r:id="rIdafjpuxlcl7iaji4y-hbyg">
         <w:r>
           <w:rPr>
             <w:rFonts w:ascii="Arial" w:cs="Arial" w:eastAsia="Arial" w:hAnsi="Arial"/>
@@ -2017,7 +2017,7 @@
         </w:rPr>
         <w:t xml:space="preserve">). To view a copy of this license, visit </w:t>
       </w:r>
-      <w:hyperlink w:history="1" r:id="rIds27melwk_acajtm3q_yfx">
+      <w:hyperlink w:history="1" r:id="rIdrxozmtddrq_ynhhfgnksv">
         <w:r>
           <w:rPr>
             <w:rFonts w:ascii="Arial" w:cs="Arial" w:eastAsia="Arial" w:hAnsi="Arial"/>
